--- a/eng/docx/35.content.docx
+++ b/eng/docx/35.content.docx
@@ -4278,6 +4278,26 @@
         </w:rPr>
         <w:t xml:space="preserve"> is a translation of the written Hebrew text. This reading, however, is only one of several possibilities suggested by scholars. Scholars have proposed some alternative readings, and you may want to follow one of those. The UST follows the first alternative. Alternate translation: [Everyone is terrified as they approach] or [The set of their faces is like the east wind]</w:t>
       </w:r>
+    </w:p>
+    <w:p>
+      <w:pPr/>
+      <w:r>
+        <w:rPr>
+          <w:lang w:val="en_US" w:bidi="en_US"/>
+        </w:rPr>
+      </w:r>
+      <w:r>
+        <w:rPr>
+          <w:lang w:val="en_US" w:bidi="en_US"/>
+        </w:rPr>
+        <w:t xml:space="preserve">See: </w:t>
+      </w:r>
+      <w:r>
+        <w:rPr>
+          <w:lang w:val="en_US" w:bidi="en_US"/>
+        </w:rPr>
+        <w:t>Alternative Readings</w:t>
+      </w:r>
       <w:r>
         <w:rPr>
           <w:lang w:val="en_US" w:bidi="en_US"/>
@@ -22118,6 +22138,26 @@
           <w:lang w:val="en_US" w:bidi="en_US"/>
         </w:rPr>
         <w:t xml:space="preserve"> is understood in two different ways by Bible scholars. This could mean: (1) God measured out the earth, surveying its full extent. Alternate translation: [he measured the earth] or (2) God shook the earth. Alternate translation: [he shook the earth]</w:t>
+      </w:r>
+    </w:p>
+    <w:p>
+      <w:pPr/>
+      <w:r>
+        <w:rPr>
+          <w:lang w:val="en_US" w:bidi="en_US"/>
+        </w:rPr>
+      </w:r>
+      <w:r>
+        <w:rPr>
+          <w:lang w:val="en_US" w:bidi="en_US"/>
+        </w:rPr>
+        <w:t xml:space="preserve">See: </w:t>
+      </w:r>
+      <w:r>
+        <w:rPr>
+          <w:lang w:val="en_US" w:bidi="en_US"/>
+        </w:rPr>
+        <w:t>Alternative Readings</w:t>
       </w:r>
       <w:r>
         <w:rPr>

--- a/eng/docx/35.content.docx
+++ b/eng/docx/35.content.docx
@@ -25848,7 +25848,7 @@
         <w:rPr>
           <w:lang w:val="en_US" w:bidi="en_US"/>
         </w:rPr>
-        <w:t>רֹ֣אשׁ פְּרָזָ֔יו</w:t>
+        <w:t>רֹ֣אשׁ פרז⁠ו</w:t>
       </w:r>
     </w:p>
     <w:p>
